--- a/info_parser_from_docx/information/Kalium.docx
+++ b/info_parser_from_docx/information/Kalium.docx
@@ -45,67 +45,20 @@
           <w:szCs w:val="24"/>
         </w:rPr>
       </w:pPr>
-      <w:r>
-        <w:rPr>
-          <w:rFonts w:ascii="Arial" w:hAnsi="Arial" w:cs="Arial"/>
-          <w:sz w:val="24"/>
-          <w:szCs w:val="24"/>
-        </w:rPr>
-        <w:t>Täglich abgedeckt 642 mg</w:t>
-      </w:r>
-    </w:p>
-    <w:p>
-      <w:pPr>
-        <w:rPr>
-          <w:rFonts w:ascii="Arial" w:hAnsi="Arial" w:cs="Arial"/>
-          <w:sz w:val="24"/>
-          <w:szCs w:val="24"/>
-        </w:rPr>
-      </w:pPr>
-    </w:p>
-    <w:p>
-      <w:pPr>
-        <w:rPr>
-          <w:rFonts w:ascii="Arial" w:hAnsi="Arial" w:cs="Arial"/>
-          <w:sz w:val="24"/>
-          <w:szCs w:val="24"/>
-          <w:lang w:val="en-GB"/>
-        </w:rPr>
-      </w:pPr>
-      <w:r>
-        <w:rPr>
-          <w:rFonts w:ascii="Arial" w:hAnsi="Arial" w:cs="Arial"/>
-          <w:sz w:val="24"/>
-          <w:szCs w:val="24"/>
-          <w:lang w:val="en-GB"/>
-        </w:rPr>
-        <w:t xml:space="preserve">Banane 100 g </w:t>
-      </w:r>
-      <w:r>
-        <w:rPr>
-          <w:rFonts w:ascii="Arial" w:hAnsi="Arial" w:cs="Arial"/>
-          <w:sz w:val="24"/>
-          <w:szCs w:val="24"/>
-          <w:lang w:val="en-GB"/>
-        </w:rPr>
-        <w:t>393 mg</w:t>
-      </w:r>
-    </w:p>
-    <w:p>
-      <w:pPr>
-        <w:rPr>
-          <w:rFonts w:ascii="Arial" w:hAnsi="Arial" w:cs="Arial"/>
-          <w:sz w:val="24"/>
-          <w:szCs w:val="24"/>
-          <w:lang w:val="en-GB"/>
-        </w:rPr>
-      </w:pPr>
-      <w:r>
-        <w:rPr>
-          <w:rFonts w:ascii="Arial" w:hAnsi="Arial" w:cs="Arial"/>
-          <w:sz w:val="24"/>
-          <w:szCs w:val="24"/>
-          <w:lang w:val="en-GB"/>
+    </w:p>
+    <w:p>
+      <w:pPr>
+        <w:rPr>
+          <w:rFonts w:ascii="Arial" w:hAnsi="Arial" w:cs="Arial"/>
+          <w:sz w:val="24"/>
+          <w:szCs w:val="24"/>
+        </w:rPr>
+      </w:pPr>
+      <w:r>
+        <w:rPr>
+          <w:rFonts w:ascii="Arial" w:hAnsi="Arial" w:cs="Arial"/>
+          <w:sz w:val="24"/>
+          <w:szCs w:val="24"/>
         </w:rPr>
         <w:t xml:space="preserve">Honigmelone 100 g </w:t>
       </w:r>
@@ -114,7 +67,6 @@
           <w:rFonts w:ascii="Arial" w:hAnsi="Arial" w:cs="Arial"/>
           <w:sz w:val="24"/>
           <w:szCs w:val="24"/>
-          <w:lang w:val="en-GB"/>
         </w:rPr>
         <w:t>309 mg</w:t>
       </w:r>
@@ -227,15 +179,6 @@
           <w:szCs w:val="24"/>
         </w:rPr>
       </w:pPr>
-    </w:p>
-    <w:p>
-      <w:pPr>
-        <w:rPr>
-          <w:rFonts w:ascii="Arial" w:hAnsi="Arial" w:cs="Arial"/>
-          <w:sz w:val="24"/>
-          <w:szCs w:val="24"/>
-        </w:rPr>
-      </w:pPr>
       <w:r>
         <w:rPr>
           <w:rFonts w:ascii="Arial" w:hAnsi="Arial" w:cs="Arial"/>
@@ -483,15 +426,6 @@
           <w:szCs w:val="24"/>
         </w:rPr>
       </w:pPr>
-    </w:p>
-    <w:p>
-      <w:pPr>
-        <w:rPr>
-          <w:rFonts w:ascii="Arial" w:hAnsi="Arial" w:cs="Arial"/>
-          <w:sz w:val="24"/>
-          <w:szCs w:val="24"/>
-        </w:rPr>
-      </w:pPr>
       <w:r>
         <w:rPr>
           <w:rFonts w:ascii="Arial" w:hAnsi="Arial" w:cs="Arial"/>
@@ -542,15 +476,6 @@
           <w:szCs w:val="24"/>
         </w:rPr>
       </w:pPr>
-    </w:p>
-    <w:p>
-      <w:pPr>
-        <w:rPr>
-          <w:rFonts w:ascii="Arial" w:hAnsi="Arial" w:cs="Arial"/>
-          <w:sz w:val="24"/>
-          <w:szCs w:val="24"/>
-        </w:rPr>
-      </w:pPr>
       <w:r>
         <w:rPr>
           <w:rFonts w:ascii="Arial" w:hAnsi="Arial" w:cs="Arial"/>
@@ -753,92 +678,261 @@
           <w:sz w:val="24"/>
           <w:szCs w:val="24"/>
         </w:rPr>
+        <w:t>Hähnchenbrustfilet</w:t>
+      </w:r>
+      <w:r>
+        <w:rPr>
+          <w:rFonts w:ascii="Arial" w:hAnsi="Arial" w:cs="Arial"/>
+          <w:sz w:val="24"/>
+          <w:szCs w:val="24"/>
+        </w:rPr>
+        <w:t>gebraten</w:t>
+      </w:r>
+      <w:r>
+        <w:rPr>
+          <w:rFonts w:ascii="Arial" w:hAnsi="Arial" w:cs="Arial"/>
+          <w:sz w:val="24"/>
+          <w:szCs w:val="24"/>
+        </w:rPr>
+        <w:t xml:space="preserve"> 100 g </w:t>
+      </w:r>
+      <w:r>
+        <w:rPr>
+          <w:rFonts w:ascii="Arial" w:hAnsi="Arial" w:cs="Arial"/>
+          <w:sz w:val="24"/>
+          <w:szCs w:val="24"/>
+        </w:rPr>
+        <w:t>244 mg</w:t>
+      </w:r>
+    </w:p>
+    <w:p>
+      <w:pPr>
+        <w:rPr>
+          <w:rFonts w:ascii="Arial" w:hAnsi="Arial" w:cs="Arial"/>
+          <w:sz w:val="24"/>
+          <w:szCs w:val="24"/>
+        </w:rPr>
+      </w:pPr>
+      <w:r>
+        <w:rPr>
+          <w:rFonts w:ascii="Arial" w:hAnsi="Arial" w:cs="Arial"/>
+          <w:sz w:val="24"/>
+          <w:szCs w:val="24"/>
+        </w:rPr>
+        <w:t xml:space="preserve">Lachsgekocht 120 g </w:t>
+      </w:r>
+      <w:r>
+        <w:rPr>
+          <w:rFonts w:ascii="Arial" w:hAnsi="Arial" w:cs="Arial"/>
+          <w:sz w:val="24"/>
+          <w:szCs w:val="24"/>
+        </w:rPr>
+        <w:t>367 mg</w:t>
+      </w:r>
+    </w:p>
+    <w:p>
+      <w:pPr>
+        <w:rPr>
+          <w:rFonts w:ascii="Arial" w:hAnsi="Arial" w:cs="Arial"/>
+          <w:sz w:val="24"/>
+          <w:szCs w:val="24"/>
+        </w:rPr>
+      </w:pPr>
+      <w:r>
+        <w:rPr>
+          <w:rFonts w:ascii="Arial" w:hAnsi="Arial" w:cs="Arial"/>
+          <w:sz w:val="24"/>
+          <w:szCs w:val="24"/>
+        </w:rPr>
+        <w:t>Eigelb</w:t>
+      </w:r>
+      <w:r>
+        <w:rPr>
+          <w:rFonts w:ascii="Arial" w:hAnsi="Arial" w:cs="Arial"/>
+          <w:kern w:val="0"/>
+          <w:sz w:val="24"/>
+          <w:szCs w:val="24"/>
+          <w14:ligatures w14:val="none"/>
+        </w:rPr>
+        <w:t>gegart</w:t>
+      </w:r>
+      <w:r>
+        <w:rPr>
+          <w:rFonts w:ascii="Arial" w:hAnsi="Arial" w:cs="Arial"/>
+          <w:sz w:val="24"/>
+          <w:szCs w:val="24"/>
+        </w:rPr>
+        <w:t xml:space="preserve"> 20 g </w:t>
+      </w:r>
+      <w:r>
+        <w:rPr>
+          <w:rFonts w:ascii="Arial" w:hAnsi="Arial" w:cs="Arial"/>
+          <w:sz w:val="24"/>
+          <w:szCs w:val="24"/>
+        </w:rPr>
+        <w:t>18 mg</w:t>
+      </w:r>
+    </w:p>
+    <w:p>
+      <w:pPr>
+        <w:rPr>
+          <w:rFonts w:ascii="Arial" w:hAnsi="Arial" w:cs="Arial"/>
+          <w:sz w:val="24"/>
+          <w:szCs w:val="24"/>
+        </w:rPr>
+      </w:pPr>
+      <w:r>
+        <w:rPr>
+          <w:rFonts w:ascii="Arial" w:hAnsi="Arial" w:cs="Arial"/>
+          <w:sz w:val="24"/>
+          <w:szCs w:val="24"/>
+        </w:rPr>
+        <w:t>Joghurt 100 g 160 mg</w:t>
+      </w:r>
+    </w:p>
+    <w:p>
+      <w:pPr>
+        <w:rPr>
+          <w:rFonts w:ascii="Arial" w:hAnsi="Arial" w:cs="Arial"/>
+          <w:sz w:val="24"/>
+          <w:szCs w:val="24"/>
+        </w:rPr>
+      </w:pPr>
+      <w:r>
+        <w:rPr>
+          <w:rFonts w:ascii="Arial" w:hAnsi="Arial" w:cs="Arial"/>
+          <w:sz w:val="24"/>
+          <w:szCs w:val="24"/>
+        </w:rPr>
+        <w:t xml:space="preserve">Macadamianuss 25 g </w:t>
+      </w:r>
+      <w:r>
+        <w:rPr>
+          <w:rFonts w:ascii="Arial" w:hAnsi="Arial" w:cs="Arial"/>
+          <w:sz w:val="24"/>
+          <w:szCs w:val="24"/>
+        </w:rPr>
+        <w:t>81 mg</w:t>
+      </w:r>
+    </w:p>
+    <w:p>
+      <w:pPr>
+        <w:rPr>
+          <w:rFonts w:ascii="Arial" w:hAnsi="Arial" w:cs="Arial"/>
+          <w:sz w:val="24"/>
+          <w:szCs w:val="24"/>
+        </w:rPr>
+      </w:pPr>
+      <w:r>
+        <w:rPr>
+          <w:rFonts w:ascii="Arial" w:hAnsi="Arial" w:cs="Arial"/>
+          <w:sz w:val="24"/>
+          <w:szCs w:val="24"/>
+        </w:rPr>
+        <w:t>Kürbiskerne</w:t>
+      </w:r>
+      <w:r>
+        <w:rPr>
+          <w:rFonts w:ascii="Arial" w:hAnsi="Arial" w:cs="Arial"/>
+          <w:sz w:val="24"/>
+          <w:szCs w:val="24"/>
+        </w:rPr>
         <w:t xml:space="preserve"> </w:t>
       </w:r>
-    </w:p>
-    <w:p>
-      <w:pPr>
-        <w:rPr>
-          <w:rFonts w:ascii="Arial" w:hAnsi="Arial" w:cs="Arial"/>
-          <w:sz w:val="24"/>
-          <w:szCs w:val="24"/>
-        </w:rPr>
-      </w:pPr>
-      <w:r>
-        <w:rPr>
-          <w:rFonts w:ascii="Arial" w:hAnsi="Arial" w:cs="Arial"/>
-          <w:sz w:val="24"/>
-          <w:szCs w:val="24"/>
-        </w:rPr>
-        <w:t>Hähnchenbrustfilet</w:t>
-      </w:r>
-      <w:r>
-        <w:rPr>
-          <w:rFonts w:ascii="Arial" w:hAnsi="Arial" w:cs="Arial"/>
-          <w:sz w:val="24"/>
-          <w:szCs w:val="24"/>
-        </w:rPr>
-        <w:t>gebraten</w:t>
-      </w:r>
-      <w:r>
-        <w:rPr>
-          <w:rFonts w:ascii="Arial" w:hAnsi="Arial" w:cs="Arial"/>
-          <w:sz w:val="24"/>
-          <w:szCs w:val="24"/>
-        </w:rPr>
-        <w:t xml:space="preserve"> 100 g </w:t>
-      </w:r>
-      <w:r>
-        <w:rPr>
-          <w:rFonts w:ascii="Arial" w:hAnsi="Arial" w:cs="Arial"/>
-          <w:sz w:val="24"/>
-          <w:szCs w:val="24"/>
-        </w:rPr>
-        <w:t>244 mg</w:t>
-      </w:r>
-    </w:p>
-    <w:p>
-      <w:pPr>
-        <w:rPr>
-          <w:rFonts w:ascii="Arial" w:hAnsi="Arial" w:cs="Arial"/>
-          <w:sz w:val="24"/>
-          <w:szCs w:val="24"/>
-        </w:rPr>
-      </w:pPr>
-      <w:r>
-        <w:rPr>
-          <w:rFonts w:ascii="Arial" w:hAnsi="Arial" w:cs="Arial"/>
-          <w:sz w:val="24"/>
-          <w:szCs w:val="24"/>
-        </w:rPr>
-        <w:t xml:space="preserve">Lachsgekocht 120 g </w:t>
-      </w:r>
-      <w:r>
-        <w:rPr>
-          <w:rFonts w:ascii="Arial" w:hAnsi="Arial" w:cs="Arial"/>
-          <w:sz w:val="24"/>
-          <w:szCs w:val="24"/>
-        </w:rPr>
-        <w:t>367 mg</w:t>
-      </w:r>
-    </w:p>
-    <w:p>
-      <w:pPr>
-        <w:rPr>
-          <w:rFonts w:ascii="Arial" w:hAnsi="Arial" w:cs="Arial"/>
-          <w:sz w:val="24"/>
-          <w:szCs w:val="24"/>
-        </w:rPr>
-      </w:pPr>
-      <w:r>
-        <w:rPr>
-          <w:rFonts w:ascii="Arial" w:hAnsi="Arial" w:cs="Arial"/>
-          <w:sz w:val="24"/>
-          <w:szCs w:val="24"/>
-        </w:rPr>
-        <w:t>Eigelb</w:t>
-      </w:r>
-      <w:r>
+      <w:r>
+        <w:rPr>
+          <w:rFonts w:ascii="Arial" w:hAnsi="Arial" w:cs="Arial"/>
+          <w:sz w:val="24"/>
+          <w:szCs w:val="24"/>
+        </w:rPr>
+        <w:t xml:space="preserve">25 g </w:t>
+      </w:r>
+      <w:r>
+        <w:rPr>
+          <w:rFonts w:ascii="Arial" w:hAnsi="Arial" w:cs="Arial"/>
+          <w:sz w:val="24"/>
+          <w:szCs w:val="24"/>
+        </w:rPr>
+        <w:t>149 mg</w:t>
+      </w:r>
+    </w:p>
+    <w:p>
+      <w:pPr>
+        <w:rPr>
+          <w:rFonts w:ascii="Arial" w:hAnsi="Arial" w:cs="Arial"/>
+          <w:sz w:val="24"/>
+          <w:szCs w:val="24"/>
+        </w:rPr>
+      </w:pPr>
+      <w:r>
+        <w:rPr>
+          <w:rFonts w:ascii="Arial" w:hAnsi="Arial" w:cs="Arial"/>
+          <w:sz w:val="24"/>
+          <w:szCs w:val="24"/>
+        </w:rPr>
+        <w:t xml:space="preserve">Paranuss 4 g </w:t>
+      </w:r>
+      <w:r>
+        <w:rPr>
+          <w:rFonts w:ascii="Arial" w:hAnsi="Arial" w:cs="Arial"/>
+          <w:sz w:val="24"/>
+          <w:szCs w:val="24"/>
+        </w:rPr>
+        <w:t>26 mg</w:t>
+      </w:r>
+    </w:p>
+    <w:p>
+      <w:pPr>
+        <w:rPr>
+          <w:rFonts w:ascii="Arial" w:hAnsi="Arial" w:cs="Arial"/>
+          <w:sz w:val="24"/>
+          <w:szCs w:val="24"/>
+        </w:rPr>
+      </w:pPr>
+      <w:r>
+        <w:rPr>
+          <w:rFonts w:ascii="Arial" w:hAnsi="Arial" w:cs="Arial"/>
+          <w:sz w:val="24"/>
+          <w:szCs w:val="24"/>
+        </w:rPr>
+        <w:t xml:space="preserve">Zucchinigegart 130 g </w:t>
+      </w:r>
+      <w:r>
+        <w:rPr>
+          <w:rFonts w:ascii="Arial" w:hAnsi="Arial" w:cs="Arial"/>
+          <w:sz w:val="24"/>
+          <w:szCs w:val="24"/>
+        </w:rPr>
+        <w:t>217 mg</w:t>
+      </w:r>
+    </w:p>
+    <w:p>
+      <w:pPr>
+        <w:rPr>
+          <w:rFonts w:ascii="Arial" w:hAnsi="Arial" w:cs="Arial"/>
+          <w:sz w:val="24"/>
+          <w:szCs w:val="24"/>
+        </w:rPr>
+      </w:pPr>
+      <w:r>
+        <w:rPr>
+          <w:rFonts w:ascii="Arial" w:hAnsi="Arial" w:cs="Arial"/>
+          <w:sz w:val="24"/>
+          <w:szCs w:val="24"/>
+        </w:rPr>
+        <w:t xml:space="preserve">Gurkegegart 130 g </w:t>
+      </w:r>
+      <w:r>
+        <w:rPr>
+          <w:rFonts w:ascii="Arial" w:hAnsi="Arial" w:cs="Arial"/>
+          <w:sz w:val="24"/>
+          <w:szCs w:val="24"/>
+        </w:rPr>
+        <w:t>153 mg</w:t>
+      </w:r>
+    </w:p>
+    <w:p>
+      <w:pPr>
         <w:rPr>
           <w:rFonts w:ascii="Arial" w:hAnsi="Arial" w:cs="Arial"/>
           <w:kern w:val="0"/>
@@ -846,273 +940,6 @@
           <w:szCs w:val="24"/>
           <w14:ligatures w14:val="none"/>
         </w:rPr>
-        <w:t>gegart</w:t>
-      </w:r>
-      <w:r>
-        <w:rPr>
-          <w:rFonts w:ascii="Arial" w:hAnsi="Arial" w:cs="Arial"/>
-          <w:sz w:val="24"/>
-          <w:szCs w:val="24"/>
-        </w:rPr>
-        <w:t xml:space="preserve"> 20 g </w:t>
-      </w:r>
-      <w:r>
-        <w:rPr>
-          <w:rFonts w:ascii="Arial" w:hAnsi="Arial" w:cs="Arial"/>
-          <w:sz w:val="24"/>
-          <w:szCs w:val="24"/>
-        </w:rPr>
-        <w:t>18 mg</w:t>
-      </w:r>
-    </w:p>
-    <w:p>
-      <w:pPr>
-        <w:rPr>
-          <w:rFonts w:ascii="Arial" w:hAnsi="Arial" w:cs="Arial"/>
-          <w:sz w:val="24"/>
-          <w:szCs w:val="24"/>
-        </w:rPr>
-      </w:pPr>
-    </w:p>
-    <w:p>
-      <w:pPr>
-        <w:rPr>
-          <w:rFonts w:ascii="Arial" w:hAnsi="Arial" w:cs="Arial"/>
-          <w:sz w:val="24"/>
-          <w:szCs w:val="24"/>
-          <w:lang w:val="en-GB"/>
-        </w:rPr>
-      </w:pPr>
-      <w:r>
-        <w:rPr>
-          <w:rFonts w:ascii="Arial" w:hAnsi="Arial" w:cs="Arial"/>
-          <w:sz w:val="24"/>
-          <w:szCs w:val="24"/>
-          <w:lang w:val="en-GB"/>
-        </w:rPr>
-        <w:lastRenderedPageBreak/>
-        <w:t xml:space="preserve">Skyr 200 g </w:t>
-      </w:r>
-      <w:r>
-        <w:rPr>
-          <w:rFonts w:ascii="Arial" w:hAnsi="Arial" w:cs="Arial"/>
-          <w:sz w:val="24"/>
-          <w:szCs w:val="24"/>
-          <w:lang w:val="en-GB"/>
-        </w:rPr>
-        <w:t>262 mg</w:t>
-      </w:r>
-    </w:p>
-    <w:p>
-      <w:pPr>
-        <w:rPr>
-          <w:rFonts w:ascii="Arial" w:hAnsi="Arial" w:cs="Arial"/>
-          <w:sz w:val="24"/>
-          <w:szCs w:val="24"/>
-          <w:lang w:val="en-GB"/>
-        </w:rPr>
-      </w:pPr>
-      <w:r>
-        <w:rPr>
-          <w:rFonts w:ascii="Arial" w:hAnsi="Arial" w:cs="Arial"/>
-          <w:sz w:val="24"/>
-          <w:szCs w:val="24"/>
-          <w:lang w:val="en-GB"/>
-        </w:rPr>
-        <w:t xml:space="preserve">Macadamianuss 25 g </w:t>
-      </w:r>
-      <w:r>
-        <w:rPr>
-          <w:rFonts w:ascii="Arial" w:hAnsi="Arial" w:cs="Arial"/>
-          <w:sz w:val="24"/>
-          <w:szCs w:val="24"/>
-          <w:lang w:val="en-GB"/>
-        </w:rPr>
-        <w:t>81 mg</w:t>
-      </w:r>
-    </w:p>
-    <w:p>
-      <w:pPr>
-        <w:rPr>
-          <w:rFonts w:ascii="Arial" w:hAnsi="Arial" w:cs="Arial"/>
-          <w:sz w:val="24"/>
-          <w:szCs w:val="24"/>
-        </w:rPr>
-      </w:pPr>
-      <w:r>
-        <w:rPr>
-          <w:rFonts w:ascii="Arial" w:hAnsi="Arial" w:cs="Arial"/>
-          <w:sz w:val="24"/>
-          <w:szCs w:val="24"/>
-        </w:rPr>
-        <w:t xml:space="preserve">geröstetegesalzeneKürbiskerne 25 g </w:t>
-      </w:r>
-      <w:r>
-        <w:rPr>
-          <w:rFonts w:ascii="Arial" w:hAnsi="Arial" w:cs="Arial"/>
-          <w:sz w:val="24"/>
-          <w:szCs w:val="24"/>
-        </w:rPr>
-        <w:t>143 mg</w:t>
-      </w:r>
-    </w:p>
-    <w:p>
-      <w:pPr>
-        <w:rPr>
-          <w:rFonts w:ascii="Arial" w:hAnsi="Arial" w:cs="Arial"/>
-          <w:sz w:val="24"/>
-          <w:szCs w:val="24"/>
-        </w:rPr>
-      </w:pPr>
-      <w:r>
-        <w:rPr>
-          <w:rFonts w:ascii="Arial" w:hAnsi="Arial" w:cs="Arial"/>
-          <w:sz w:val="24"/>
-          <w:szCs w:val="24"/>
-        </w:rPr>
-        <w:t>Kürbiskerne</w:t>
-      </w:r>
-      <w:r>
-        <w:rPr>
-          <w:rFonts w:ascii="Arial" w:hAnsi="Arial" w:cs="Arial"/>
-          <w:sz w:val="24"/>
-          <w:szCs w:val="24"/>
-        </w:rPr>
-        <w:t xml:space="preserve"> </w:t>
-      </w:r>
-      <w:r>
-        <w:rPr>
-          <w:rFonts w:ascii="Arial" w:hAnsi="Arial" w:cs="Arial"/>
-          <w:sz w:val="24"/>
-          <w:szCs w:val="24"/>
-        </w:rPr>
-        <w:t xml:space="preserve">25 g </w:t>
-      </w:r>
-      <w:r>
-        <w:rPr>
-          <w:rFonts w:ascii="Arial" w:hAnsi="Arial" w:cs="Arial"/>
-          <w:sz w:val="24"/>
-          <w:szCs w:val="24"/>
-        </w:rPr>
-        <w:t>149 mg</w:t>
-      </w:r>
-    </w:p>
-    <w:p>
-      <w:pPr>
-        <w:rPr>
-          <w:rFonts w:ascii="Arial" w:hAnsi="Arial" w:cs="Arial"/>
-          <w:sz w:val="24"/>
-          <w:szCs w:val="24"/>
-        </w:rPr>
-      </w:pPr>
-      <w:r>
-        <w:rPr>
-          <w:rFonts w:ascii="Arial" w:hAnsi="Arial" w:cs="Arial"/>
-          <w:sz w:val="24"/>
-          <w:szCs w:val="24"/>
-        </w:rPr>
-        <w:t xml:space="preserve">Paranuss 4 g </w:t>
-      </w:r>
-      <w:r>
-        <w:rPr>
-          <w:rFonts w:ascii="Arial" w:hAnsi="Arial" w:cs="Arial"/>
-          <w:sz w:val="24"/>
-          <w:szCs w:val="24"/>
-        </w:rPr>
-        <w:t>26 mg</w:t>
-      </w:r>
-    </w:p>
-    <w:p>
-      <w:pPr>
-        <w:rPr>
-          <w:rFonts w:ascii="Arial" w:hAnsi="Arial" w:cs="Arial"/>
-          <w:sz w:val="24"/>
-          <w:szCs w:val="24"/>
-        </w:rPr>
-      </w:pPr>
-      <w:r>
-        <w:rPr>
-          <w:rFonts w:ascii="Arial" w:hAnsi="Arial" w:cs="Arial"/>
-          <w:sz w:val="24"/>
-          <w:szCs w:val="24"/>
-        </w:rPr>
-        <w:t xml:space="preserve">Walnuss 20 g </w:t>
-      </w:r>
-      <w:r>
-        <w:rPr>
-          <w:rFonts w:ascii="Arial" w:hAnsi="Arial" w:cs="Arial"/>
-          <w:sz w:val="24"/>
-          <w:szCs w:val="24"/>
-        </w:rPr>
-        <w:t>89 mg</w:t>
-      </w:r>
-    </w:p>
-    <w:p>
-      <w:pPr>
-        <w:rPr>
-          <w:rFonts w:ascii="Arial" w:hAnsi="Arial" w:cs="Arial"/>
-          <w:sz w:val="24"/>
-          <w:szCs w:val="24"/>
-        </w:rPr>
-      </w:pPr>
-    </w:p>
-    <w:p>
-      <w:pPr>
-        <w:rPr>
-          <w:rFonts w:ascii="Arial" w:hAnsi="Arial" w:cs="Arial"/>
-          <w:sz w:val="24"/>
-          <w:szCs w:val="24"/>
-        </w:rPr>
-      </w:pPr>
-      <w:r>
-        <w:rPr>
-          <w:rFonts w:ascii="Arial" w:hAnsi="Arial" w:cs="Arial"/>
-          <w:sz w:val="24"/>
-          <w:szCs w:val="24"/>
-        </w:rPr>
-        <w:t xml:space="preserve">Zucchinigegart 130 g </w:t>
-      </w:r>
-      <w:r>
-        <w:rPr>
-          <w:rFonts w:ascii="Arial" w:hAnsi="Arial" w:cs="Arial"/>
-          <w:sz w:val="24"/>
-          <w:szCs w:val="24"/>
-        </w:rPr>
-        <w:t>217 mg</w:t>
-      </w:r>
-    </w:p>
-    <w:p>
-      <w:pPr>
-        <w:rPr>
-          <w:rFonts w:ascii="Arial" w:hAnsi="Arial" w:cs="Arial"/>
-          <w:sz w:val="24"/>
-          <w:szCs w:val="24"/>
-        </w:rPr>
-      </w:pPr>
-      <w:r>
-        <w:rPr>
-          <w:rFonts w:ascii="Arial" w:hAnsi="Arial" w:cs="Arial"/>
-          <w:sz w:val="24"/>
-          <w:szCs w:val="24"/>
-        </w:rPr>
-        <w:t xml:space="preserve">Gurkegegart 130 g </w:t>
-      </w:r>
-      <w:r>
-        <w:rPr>
-          <w:rFonts w:ascii="Arial" w:hAnsi="Arial" w:cs="Arial"/>
-          <w:sz w:val="24"/>
-          <w:szCs w:val="24"/>
-        </w:rPr>
-        <w:t>153 mg</w:t>
-      </w:r>
-    </w:p>
-    <w:p>
-      <w:pPr>
-        <w:rPr>
-          <w:rFonts w:ascii="Arial" w:hAnsi="Arial" w:cs="Arial"/>
-          <w:sz w:val="24"/>
-          <w:szCs w:val="24"/>
-        </w:rPr>
       </w:pPr>
       <w:r>
         <w:rPr>
@@ -1134,29 +961,8 @@
         </w:rPr>
         <w:t>400 mg</w:t>
       </w:r>
-    </w:p>
-    <w:bookmarkEnd w:id="0"/>
-    <w:p>
-      <w:pPr>
-        <w:rPr>
-          <w:sz w:val="24"/>
-          <w:szCs w:val="24"/>
-        </w:rPr>
-      </w:pPr>
-    </w:p>
-    <w:p>
-      <w:pPr>
-        <w:rPr>
-          <w:sz w:val="24"/>
-          <w:szCs w:val="24"/>
-        </w:rPr>
-      </w:pPr>
-    </w:p>
-    <w:p/>
-    <w:p/>
-    <w:p/>
-    <w:p/>
-    <w:p/>
+      <w:bookmarkEnd w:id="0"/>
+    </w:p>
     <w:sectPr>
       <w:pgSz w:w="11906" w:h="16838"/>
       <w:pgMar w:top="1417" w:right="1417" w:bottom="1134" w:left="1417" w:header="708" w:footer="708" w:gutter="0"/>
